--- a/ORGANIZATION_questions.docx
+++ b/ORGANIZATION_questions.docx
@@ -149,7 +149,80 @@
           <w:szCs w:val="28"/>
           <w:lang w:val="en-US"/>
         </w:rPr>
-        <w:t>Q5. Get the name of all employees and if the employee is in dept 203, get their salary as well</w:t>
+        <w:t xml:space="preserve">Q5. </w:t>
+      </w:r>
+      <w:r>
+        <w:rPr>
+          <w:sz w:val="28"/>
+          <w:szCs w:val="28"/>
+          <w:lang w:val="en-US"/>
+        </w:rPr>
+        <w:t>Get employees name , id , dep</w:t>
+      </w:r>
+      <w:r>
+        <w:rPr>
+          <w:sz w:val="28"/>
+          <w:szCs w:val="28"/>
+          <w:lang w:val="en-US"/>
+        </w:rPr>
+        <w:t>t</w:t>
+      </w:r>
+      <w:r>
+        <w:rPr>
+          <w:sz w:val="28"/>
+          <w:szCs w:val="28"/>
+          <w:lang w:val="en-US"/>
+        </w:rPr>
+        <w:t xml:space="preserve"> id , and salary of employees and categorize </w:t>
+      </w:r>
+      <w:r>
+        <w:rPr>
+          <w:sz w:val="28"/>
+          <w:szCs w:val="28"/>
+          <w:lang w:val="en-US"/>
+        </w:rPr>
+        <w:t xml:space="preserve"> the </w:t>
+      </w:r>
+      <w:r>
+        <w:rPr>
+          <w:sz w:val="28"/>
+          <w:szCs w:val="28"/>
+          <w:lang w:val="en-US"/>
+        </w:rPr>
+        <w:t>salary as 'Low'(&lt;=25000), 'Medium'(25001 - 50000) , else 'High'.</w:t>
+      </w:r>
+    </w:p>
+    <w:p>
+      <w:pPr>
+        <w:rPr>
+          <w:sz w:val="28"/>
+          <w:szCs w:val="28"/>
+          <w:lang w:val="en-US"/>
+        </w:rPr>
+      </w:pPr>
+      <w:r>
+        <w:rPr>
+          <w:sz w:val="28"/>
+          <w:szCs w:val="28"/>
+          <w:lang w:val="en-US"/>
+        </w:rPr>
+        <w:t>Q</w:t>
+      </w:r>
+      <w:r>
+        <w:rPr>
+          <w:sz w:val="28"/>
+          <w:szCs w:val="28"/>
+          <w:lang w:val="en-US"/>
+        </w:rPr>
+        <w:t>6</w:t>
+      </w:r>
+      <w:r>
+        <w:rPr>
+          <w:sz w:val="28"/>
+          <w:szCs w:val="28"/>
+          <w:lang w:val="en-US"/>
+        </w:rPr>
+        <w:t>. Get the name of all employees and if the employee is in dept 203, get their salary as well</w:t>
       </w:r>
       <w:r>
         <w:rPr>
@@ -174,58 +247,122 @@
           <w:szCs w:val="28"/>
           <w:lang w:val="en-US"/>
         </w:rPr>
-        <w:t>Q6. Get the name of all project leads.</w:t>
-      </w:r>
-    </w:p>
-    <w:p>
-      <w:pPr>
-        <w:rPr>
-          <w:sz w:val="28"/>
-          <w:szCs w:val="28"/>
-          <w:lang w:val="en-US"/>
-        </w:rPr>
-      </w:pPr>
-      <w:r>
-        <w:rPr>
-          <w:sz w:val="28"/>
-          <w:szCs w:val="28"/>
-          <w:lang w:val="en-US"/>
-        </w:rPr>
-        <w:t>Q7. Get the name of all projects whose status is completed.</w:t>
-      </w:r>
-    </w:p>
-    <w:p>
-      <w:pPr>
-        <w:rPr>
-          <w:sz w:val="28"/>
-          <w:szCs w:val="28"/>
-          <w:lang w:val="en-US"/>
-        </w:rPr>
-      </w:pPr>
-      <w:r>
-        <w:rPr>
-          <w:sz w:val="28"/>
-          <w:szCs w:val="28"/>
-          <w:lang w:val="en-US"/>
-        </w:rPr>
-        <w:t>Q8. Get the count of all the project status.</w:t>
-      </w:r>
-    </w:p>
-    <w:p>
-      <w:pPr>
-        <w:rPr>
-          <w:sz w:val="28"/>
-          <w:szCs w:val="28"/>
-          <w:lang w:val="en-US"/>
-        </w:rPr>
-      </w:pPr>
-      <w:r>
-        <w:rPr>
-          <w:sz w:val="28"/>
-          <w:szCs w:val="28"/>
-          <w:lang w:val="en-US"/>
-        </w:rPr>
-        <w:t xml:space="preserve">Q9. Get the name of the manager, the name of the project they are associated with </w:t>
+        <w:t>Q</w:t>
+      </w:r>
+      <w:r>
+        <w:rPr>
+          <w:sz w:val="28"/>
+          <w:szCs w:val="28"/>
+          <w:lang w:val="en-US"/>
+        </w:rPr>
+        <w:t>7</w:t>
+      </w:r>
+      <w:r>
+        <w:rPr>
+          <w:sz w:val="28"/>
+          <w:szCs w:val="28"/>
+          <w:lang w:val="en-US"/>
+        </w:rPr>
+        <w:t>. Get the name of all project leads.</w:t>
+      </w:r>
+    </w:p>
+    <w:p>
+      <w:pPr>
+        <w:rPr>
+          <w:sz w:val="28"/>
+          <w:szCs w:val="28"/>
+          <w:lang w:val="en-US"/>
+        </w:rPr>
+      </w:pPr>
+      <w:r>
+        <w:rPr>
+          <w:sz w:val="28"/>
+          <w:szCs w:val="28"/>
+          <w:lang w:val="en-US"/>
+        </w:rPr>
+        <w:t>Q</w:t>
+      </w:r>
+      <w:r>
+        <w:rPr>
+          <w:sz w:val="28"/>
+          <w:szCs w:val="28"/>
+          <w:lang w:val="en-US"/>
+        </w:rPr>
+        <w:t>8</w:t>
+      </w:r>
+      <w:r>
+        <w:rPr>
+          <w:sz w:val="28"/>
+          <w:szCs w:val="28"/>
+          <w:lang w:val="en-US"/>
+        </w:rPr>
+        <w:t>. Get the name of all projects whose status is completed.</w:t>
+      </w:r>
+    </w:p>
+    <w:p>
+      <w:pPr>
+        <w:rPr>
+          <w:sz w:val="28"/>
+          <w:szCs w:val="28"/>
+          <w:lang w:val="en-US"/>
+        </w:rPr>
+      </w:pPr>
+      <w:r>
+        <w:rPr>
+          <w:sz w:val="28"/>
+          <w:szCs w:val="28"/>
+          <w:lang w:val="en-US"/>
+        </w:rPr>
+        <w:t>Q</w:t>
+      </w:r>
+      <w:r>
+        <w:rPr>
+          <w:sz w:val="28"/>
+          <w:szCs w:val="28"/>
+          <w:lang w:val="en-US"/>
+        </w:rPr>
+        <w:t>9</w:t>
+      </w:r>
+      <w:r>
+        <w:rPr>
+          <w:sz w:val="28"/>
+          <w:szCs w:val="28"/>
+          <w:lang w:val="en-US"/>
+        </w:rPr>
+        <w:t>. Get the count of all the project status.</w:t>
+      </w:r>
+    </w:p>
+    <w:p>
+      <w:pPr>
+        <w:rPr>
+          <w:sz w:val="28"/>
+          <w:szCs w:val="28"/>
+          <w:lang w:val="en-US"/>
+        </w:rPr>
+      </w:pPr>
+      <w:r>
+        <w:rPr>
+          <w:sz w:val="28"/>
+          <w:szCs w:val="28"/>
+          <w:lang w:val="en-US"/>
+        </w:rPr>
+        <w:t>Q</w:t>
+      </w:r>
+      <w:r>
+        <w:rPr>
+          <w:sz w:val="28"/>
+          <w:szCs w:val="28"/>
+          <w:lang w:val="en-US"/>
+        </w:rPr>
+        <w:t>10</w:t>
+      </w:r>
+      <w:r>
+        <w:rPr>
+          <w:sz w:val="28"/>
+          <w:szCs w:val="28"/>
+          <w:lang w:val="en-US"/>
+        </w:rPr>
+        <w:t xml:space="preserve">. Get the name of the manager, the name of the project they are associated with </w:t>
       </w:r>
       <w:r>
         <w:rPr>
@@ -258,92 +395,188 @@
           <w:szCs w:val="28"/>
           <w:lang w:val="en-US"/>
         </w:rPr>
-        <w:t>Q10. Get the name and city of the client , manager id and manager name who are associated with AI integration project.</w:t>
-      </w:r>
-    </w:p>
-    <w:p>
-      <w:pPr>
-        <w:rPr>
-          <w:sz w:val="28"/>
-          <w:szCs w:val="28"/>
-          <w:lang w:val="en-US"/>
-        </w:rPr>
-      </w:pPr>
-      <w:r>
-        <w:rPr>
-          <w:sz w:val="28"/>
-          <w:szCs w:val="28"/>
-          <w:lang w:val="en-US"/>
-        </w:rPr>
-        <w:t>Q11. Get emp id, first name , salary , department name of all the team leads associated with the project of Data Analytics.</w:t>
-      </w:r>
-    </w:p>
-    <w:p>
-      <w:pPr>
-        <w:rPr>
-          <w:sz w:val="28"/>
-          <w:szCs w:val="28"/>
-          <w:lang w:val="en-US"/>
-        </w:rPr>
-      </w:pPr>
-      <w:r>
-        <w:rPr>
-          <w:sz w:val="28"/>
-          <w:szCs w:val="28"/>
-          <w:lang w:val="en-US"/>
-        </w:rPr>
-        <w:t xml:space="preserve">Q12. Get the name of all the projects initiated in November. </w:t>
-      </w:r>
-    </w:p>
-    <w:p>
-      <w:pPr>
-        <w:rPr>
-          <w:sz w:val="28"/>
-          <w:szCs w:val="28"/>
-          <w:lang w:val="en-US"/>
-        </w:rPr>
-      </w:pPr>
-      <w:r>
-        <w:rPr>
-          <w:sz w:val="28"/>
-          <w:szCs w:val="28"/>
-          <w:lang w:val="en-US"/>
-        </w:rPr>
-        <w:t>Q13. Which manager has the most projects.</w:t>
-      </w:r>
-    </w:p>
-    <w:p>
-      <w:pPr>
-        <w:rPr>
-          <w:sz w:val="28"/>
-          <w:szCs w:val="28"/>
-          <w:lang w:val="en-US"/>
-        </w:rPr>
-      </w:pPr>
-      <w:r>
-        <w:rPr>
-          <w:sz w:val="28"/>
-          <w:szCs w:val="28"/>
-          <w:lang w:val="en-US"/>
-        </w:rPr>
-        <w:t>Q14. which project lead has the most projects.</w:t>
-      </w:r>
-    </w:p>
-    <w:p>
-      <w:pPr>
-        <w:rPr>
-          <w:sz w:val="28"/>
-          <w:szCs w:val="28"/>
-          <w:lang w:val="en-US"/>
-        </w:rPr>
-      </w:pPr>
-      <w:r>
-        <w:rPr>
-          <w:sz w:val="28"/>
-          <w:szCs w:val="28"/>
-          <w:lang w:val="en-US"/>
-        </w:rPr>
-        <w:t>Q15. Get the count and name of all projects with the</w:t>
+        <w:t>Q1</w:t>
+      </w:r>
+      <w:r>
+        <w:rPr>
+          <w:sz w:val="28"/>
+          <w:szCs w:val="28"/>
+          <w:lang w:val="en-US"/>
+        </w:rPr>
+        <w:t>1</w:t>
+      </w:r>
+      <w:r>
+        <w:rPr>
+          <w:sz w:val="28"/>
+          <w:szCs w:val="28"/>
+          <w:lang w:val="en-US"/>
+        </w:rPr>
+        <w:t>. Get the name and city of the client , manager id and manager name who are associated with AI integration project.</w:t>
+      </w:r>
+    </w:p>
+    <w:p>
+      <w:pPr>
+        <w:rPr>
+          <w:sz w:val="28"/>
+          <w:szCs w:val="28"/>
+          <w:lang w:val="en-US"/>
+        </w:rPr>
+      </w:pPr>
+      <w:r>
+        <w:rPr>
+          <w:sz w:val="28"/>
+          <w:szCs w:val="28"/>
+          <w:lang w:val="en-US"/>
+        </w:rPr>
+        <w:t>Q1</w:t>
+      </w:r>
+      <w:r>
+        <w:rPr>
+          <w:sz w:val="28"/>
+          <w:szCs w:val="28"/>
+          <w:lang w:val="en-US"/>
+        </w:rPr>
+        <w:t>2</w:t>
+      </w:r>
+      <w:r>
+        <w:rPr>
+          <w:sz w:val="28"/>
+          <w:szCs w:val="28"/>
+          <w:lang w:val="en-US"/>
+        </w:rPr>
+        <w:t>. Get emp id, first name , salary , department name of all the team leads associated with the project of Data Analytics.</w:t>
+      </w:r>
+    </w:p>
+    <w:p>
+      <w:pPr>
+        <w:rPr>
+          <w:sz w:val="28"/>
+          <w:szCs w:val="28"/>
+          <w:lang w:val="en-US"/>
+        </w:rPr>
+      </w:pPr>
+      <w:r>
+        <w:rPr>
+          <w:sz w:val="28"/>
+          <w:szCs w:val="28"/>
+          <w:lang w:val="en-US"/>
+        </w:rPr>
+        <w:t>Q1</w:t>
+      </w:r>
+      <w:r>
+        <w:rPr>
+          <w:sz w:val="28"/>
+          <w:szCs w:val="28"/>
+          <w:lang w:val="en-US"/>
+        </w:rPr>
+        <w:t>3</w:t>
+      </w:r>
+      <w:r>
+        <w:rPr>
+          <w:sz w:val="28"/>
+          <w:szCs w:val="28"/>
+          <w:lang w:val="en-US"/>
+        </w:rPr>
+        <w:t xml:space="preserve">. Get the name of all the projects initiated in November. </w:t>
+      </w:r>
+    </w:p>
+    <w:p>
+      <w:pPr>
+        <w:rPr>
+          <w:sz w:val="28"/>
+          <w:szCs w:val="28"/>
+          <w:lang w:val="en-US"/>
+        </w:rPr>
+      </w:pPr>
+      <w:r>
+        <w:rPr>
+          <w:sz w:val="28"/>
+          <w:szCs w:val="28"/>
+          <w:lang w:val="en-US"/>
+        </w:rPr>
+        <w:t>Q1</w:t>
+      </w:r>
+      <w:r>
+        <w:rPr>
+          <w:sz w:val="28"/>
+          <w:szCs w:val="28"/>
+          <w:lang w:val="en-US"/>
+        </w:rPr>
+        <w:t>4</w:t>
+      </w:r>
+      <w:r>
+        <w:rPr>
+          <w:sz w:val="28"/>
+          <w:szCs w:val="28"/>
+          <w:lang w:val="en-US"/>
+        </w:rPr>
+        <w:t>. Which manager has the most projects.</w:t>
+      </w:r>
+    </w:p>
+    <w:p>
+      <w:pPr>
+        <w:rPr>
+          <w:sz w:val="28"/>
+          <w:szCs w:val="28"/>
+          <w:lang w:val="en-US"/>
+        </w:rPr>
+      </w:pPr>
+      <w:r>
+        <w:rPr>
+          <w:sz w:val="28"/>
+          <w:szCs w:val="28"/>
+          <w:lang w:val="en-US"/>
+        </w:rPr>
+        <w:t>Q1</w:t>
+      </w:r>
+      <w:r>
+        <w:rPr>
+          <w:sz w:val="28"/>
+          <w:szCs w:val="28"/>
+          <w:lang w:val="en-US"/>
+        </w:rPr>
+        <w:t>5</w:t>
+      </w:r>
+      <w:r>
+        <w:rPr>
+          <w:sz w:val="28"/>
+          <w:szCs w:val="28"/>
+          <w:lang w:val="en-US"/>
+        </w:rPr>
+        <w:t>. which project lead has the most projects.</w:t>
+      </w:r>
+    </w:p>
+    <w:p>
+      <w:pPr>
+        <w:rPr>
+          <w:sz w:val="28"/>
+          <w:szCs w:val="28"/>
+          <w:lang w:val="en-US"/>
+        </w:rPr>
+      </w:pPr>
+      <w:r>
+        <w:rPr>
+          <w:sz w:val="28"/>
+          <w:szCs w:val="28"/>
+          <w:lang w:val="en-US"/>
+        </w:rPr>
+        <w:t>Q1</w:t>
+      </w:r>
+      <w:r>
+        <w:rPr>
+          <w:sz w:val="28"/>
+          <w:szCs w:val="28"/>
+          <w:lang w:val="en-US"/>
+        </w:rPr>
+        <w:t>6</w:t>
+      </w:r>
+      <w:r>
+        <w:rPr>
+          <w:sz w:val="28"/>
+          <w:szCs w:val="28"/>
+          <w:lang w:val="en-US"/>
+        </w:rPr>
+        <w:t>. Get the count and name of all projects with the</w:t>
       </w:r>
       <w:r>
         <w:rPr>
@@ -376,7 +609,23 @@
           <w:szCs w:val="28"/>
           <w:lang w:val="en-US"/>
         </w:rPr>
-        <w:t xml:space="preserve">Q16. </w:t>
+        <w:t>Q1</w:t>
+      </w:r>
+      <w:r>
+        <w:rPr>
+          <w:sz w:val="28"/>
+          <w:szCs w:val="28"/>
+          <w:lang w:val="en-US"/>
+        </w:rPr>
+        <w:t>7</w:t>
+      </w:r>
+      <w:r>
+        <w:rPr>
+          <w:sz w:val="28"/>
+          <w:szCs w:val="28"/>
+          <w:lang w:val="en-US"/>
+        </w:rPr>
+        <w:t xml:space="preserve">. </w:t>
       </w:r>
       <w:r>
         <w:rPr>
@@ -409,7 +658,15 @@
           <w:szCs w:val="28"/>
           <w:lang w:val="en-US"/>
         </w:rPr>
-        <w:t>Q17</w:t>
+        <w:t>Q1</w:t>
+      </w:r>
+      <w:r>
+        <w:rPr>
+          <w:sz w:val="28"/>
+          <w:szCs w:val="28"/>
+          <w:lang w:val="en-US"/>
+        </w:rPr>
+        <w:t>8</w:t>
       </w:r>
       <w:r>
         <w:rPr>

--- a/ORGANIZATION_questions.docx
+++ b/ORGANIZATION_questions.docx
@@ -115,7 +115,25 @@
           <w:szCs w:val="28"/>
           <w:lang w:val="en-US"/>
         </w:rPr>
-        <w:t>Q3. Get the emp id , email and department name of all employees.</w:t>
+        <w:t xml:space="preserve">Q3. Get the emp </w:t>
+      </w:r>
+      <w:proofErr w:type="gramStart"/>
+      <w:r>
+        <w:rPr>
+          <w:sz w:val="28"/>
+          <w:szCs w:val="28"/>
+          <w:lang w:val="en-US"/>
+        </w:rPr>
+        <w:t>id ,</w:t>
+      </w:r>
+      <w:proofErr w:type="gramEnd"/>
+      <w:r>
+        <w:rPr>
+          <w:sz w:val="28"/>
+          <w:szCs w:val="28"/>
+          <w:lang w:val="en-US"/>
+        </w:rPr>
+        <w:t xml:space="preserve"> email and department name of all employees.</w:t>
       </w:r>
     </w:p>
     <w:p>
@@ -157,7 +175,25 @@
           <w:szCs w:val="28"/>
           <w:lang w:val="en-US"/>
         </w:rPr>
-        <w:t>Get employees name , id , dep</w:t>
+        <w:t xml:space="preserve">Get employees </w:t>
+      </w:r>
+      <w:proofErr w:type="gramStart"/>
+      <w:r>
+        <w:rPr>
+          <w:sz w:val="28"/>
+          <w:szCs w:val="28"/>
+          <w:lang w:val="en-US"/>
+        </w:rPr>
+        <w:t>name ,</w:t>
+      </w:r>
+      <w:proofErr w:type="gramEnd"/>
+      <w:r>
+        <w:rPr>
+          <w:sz w:val="28"/>
+          <w:szCs w:val="28"/>
+          <w:lang w:val="en-US"/>
+        </w:rPr>
+        <w:t xml:space="preserve"> id , dep</w:t>
       </w:r>
       <w:r>
         <w:rPr>
@@ -362,7 +398,16 @@
           <w:szCs w:val="28"/>
           <w:lang w:val="en-US"/>
         </w:rPr>
-        <w:t xml:space="preserve">. Get the name of the manager, the name of the project they are associated with </w:t>
+        <w:t xml:space="preserve">. Get the name of the manager, the name of the project they are associated </w:t>
+      </w:r>
+      <w:proofErr w:type="gramStart"/>
+      <w:r>
+        <w:rPr>
+          <w:sz w:val="28"/>
+          <w:szCs w:val="28"/>
+          <w:lang w:val="en-US"/>
+        </w:rPr>
+        <w:t xml:space="preserve">with </w:t>
       </w:r>
       <w:r>
         <w:rPr>
@@ -372,6 +417,7 @@
         </w:rPr>
         <w:t>,</w:t>
       </w:r>
+      <w:proofErr w:type="gramEnd"/>
       <w:r>
         <w:rPr>
           <w:sz w:val="28"/>
@@ -411,7 +457,25 @@
           <w:szCs w:val="28"/>
           <w:lang w:val="en-US"/>
         </w:rPr>
-        <w:t>. Get the name and city of the client , manager id and manager name who are associated with AI integration project.</w:t>
+        <w:t xml:space="preserve">. Get the name and city of the </w:t>
+      </w:r>
+      <w:proofErr w:type="gramStart"/>
+      <w:r>
+        <w:rPr>
+          <w:sz w:val="28"/>
+          <w:szCs w:val="28"/>
+          <w:lang w:val="en-US"/>
+        </w:rPr>
+        <w:t>client ,</w:t>
+      </w:r>
+      <w:proofErr w:type="gramEnd"/>
+      <w:r>
+        <w:rPr>
+          <w:sz w:val="28"/>
+          <w:szCs w:val="28"/>
+          <w:lang w:val="en-US"/>
+        </w:rPr>
+        <w:t xml:space="preserve"> manager id and manager name who are associated with AI integration project.</w:t>
       </w:r>
     </w:p>
     <w:p>
@@ -444,7 +508,25 @@
           <w:szCs w:val="28"/>
           <w:lang w:val="en-US"/>
         </w:rPr>
-        <w:t>. Get emp id, first name , salary , department name of all the team leads associated with the project of Data Analytics.</w:t>
+        <w:t xml:space="preserve">. Get emp id, first </w:t>
+      </w:r>
+      <w:proofErr w:type="gramStart"/>
+      <w:r>
+        <w:rPr>
+          <w:sz w:val="28"/>
+          <w:szCs w:val="28"/>
+          <w:lang w:val="en-US"/>
+        </w:rPr>
+        <w:t>name ,</w:t>
+      </w:r>
+      <w:proofErr w:type="gramEnd"/>
+      <w:r>
+        <w:rPr>
+          <w:sz w:val="28"/>
+          <w:szCs w:val="28"/>
+          <w:lang w:val="en-US"/>
+        </w:rPr>
+        <w:t xml:space="preserve"> salary , department name of all the team leads associated with the project of Data Analytics.</w:t>
       </w:r>
     </w:p>
     <w:p>
@@ -692,6 +774,32 @@
         </w:rPr>
         <w:t xml:space="preserve"> salary by using window functions.</w:t>
       </w:r>
+    </w:p>
+    <w:p>
+      <w:pPr>
+        <w:rPr>
+          <w:sz w:val="28"/>
+          <w:szCs w:val="28"/>
+          <w:lang w:val="en-US"/>
+        </w:rPr>
+      </w:pPr>
+      <w:r>
+        <w:rPr>
+          <w:sz w:val="28"/>
+          <w:szCs w:val="28"/>
+          <w:lang w:val="en-US"/>
+        </w:rPr>
+        <w:t>Q19.get the total salary for each department and rank the salaries from highest to lowest.</w:t>
+      </w:r>
+    </w:p>
+    <w:p>
+      <w:pPr>
+        <w:rPr>
+          <w:sz w:val="28"/>
+          <w:szCs w:val="28"/>
+          <w:lang w:val="en-US"/>
+        </w:rPr>
+      </w:pPr>
     </w:p>
     <w:sectPr>
       <w:pgSz w:w="11906" w:h="16838"/>

--- a/ORGANIZATION_questions.docx
+++ b/ORGANIZATION_questions.docx
@@ -1,6 +1,6 @@
 
 <file path=word/document.xml><?xml version="1.0" encoding="utf-8"?>
-<w:document xmlns:wpc="http://schemas.microsoft.com/office/word/2010/wordprocessingCanvas" xmlns:cx="http://schemas.microsoft.com/office/drawing/2014/chartex" xmlns:cx1="http://schemas.microsoft.com/office/drawing/2015/9/8/chartex" xmlns:cx2="http://schemas.microsoft.com/office/drawing/2015/10/21/chartex" xmlns:cx3="http://schemas.microsoft.com/office/drawing/2016/5/9/chartex" xmlns:cx4="http://schemas.microsoft.com/office/drawing/2016/5/10/chartex" xmlns:cx5="http://schemas.microsoft.com/office/drawing/2016/5/11/chartex" xmlns:cx6="http://schemas.microsoft.com/office/drawing/2016/5/12/chartex" xmlns:cx7="http://schemas.microsoft.com/office/drawing/2016/5/13/chartex" xmlns:cx8="http://schemas.microsoft.com/office/drawing/2016/5/14/chartex" xmlns:mc="http://schemas.openxmlformats.org/markup-compatibility/2006" xmlns:aink="http://schemas.microsoft.com/office/drawing/2016/ink" xmlns:am3d="http://schemas.microsoft.com/office/drawing/2017/model3d" xmlns:o="urn:schemas-microsoft-com:office:office" xmlns:oel="http://schemas.microsoft.com/office/2019/extlst" xmlns:r="http://schemas.openxmlformats.org/officeDocument/2006/relationships" xmlns:m="http://schemas.openxmlformats.org/officeDocument/2006/math" xmlns:v="urn:schemas-microsoft-com:vml" xmlns:wp14="http://schemas.microsoft.com/office/word/2010/wordprocessingDrawing" xmlns:wp="http://schemas.openxmlformats.org/drawingml/2006/wordprocessingDrawing" xmlns:w10="urn:schemas-microsoft-com:office:word" xmlns:w="http://schemas.openxmlformats.org/wordprocessingml/2006/main" xmlns:w14="http://schemas.microsoft.com/office/word/2010/wordml" xmlns:w15="http://schemas.microsoft.com/office/word/2012/wordml" xmlns:w16cex="http://schemas.microsoft.com/office/word/2018/wordml/cex" xmlns:w16cid="http://schemas.microsoft.com/office/word/2016/wordml/cid" xmlns:w16="http://schemas.microsoft.com/office/word/2018/wordml" xmlns:w16du="http://schemas.microsoft.com/office/word/2023/wordml/word16du" xmlns:w16sdtdh="http://schemas.microsoft.com/office/word/2020/wordml/sdtdatahash" xmlns:w16se="http://schemas.microsoft.com/office/word/2015/wordml/symex" xmlns:wpg="http://schemas.microsoft.com/office/word/2010/wordprocessingGroup" xmlns:wpi="http://schemas.microsoft.com/office/word/2010/wordprocessingInk" xmlns:wne="http://schemas.microsoft.com/office/word/2006/wordml" xmlns:wps="http://schemas.microsoft.com/office/word/2010/wordprocessingShape" mc:Ignorable="w14 w15 w16se w16cid w16 w16cex w16sdtdh w16du wp14">
+<w:document xmlns:wpc="http://schemas.microsoft.com/office/word/2010/wordprocessingCanvas" xmlns:cx="http://schemas.microsoft.com/office/drawing/2014/chartex" xmlns:cx1="http://schemas.microsoft.com/office/drawing/2015/9/8/chartex" xmlns:cx2="http://schemas.microsoft.com/office/drawing/2015/10/21/chartex" xmlns:cx3="http://schemas.microsoft.com/office/drawing/2016/5/9/chartex" xmlns:cx4="http://schemas.microsoft.com/office/drawing/2016/5/10/chartex" xmlns:cx5="http://schemas.microsoft.com/office/drawing/2016/5/11/chartex" xmlns:cx6="http://schemas.microsoft.com/office/drawing/2016/5/12/chartex" xmlns:cx7="http://schemas.microsoft.com/office/drawing/2016/5/13/chartex" xmlns:cx8="http://schemas.microsoft.com/office/drawing/2016/5/14/chartex" xmlns:mc="http://schemas.openxmlformats.org/markup-compatibility/2006" xmlns:aink="http://schemas.microsoft.com/office/drawing/2016/ink" xmlns:am3d="http://schemas.microsoft.com/office/drawing/2017/model3d" xmlns:o="urn:schemas-microsoft-com:office:office" xmlns:oel="http://schemas.microsoft.com/office/2019/extlst" xmlns:r="http://schemas.openxmlformats.org/officeDocument/2006/relationships" xmlns:m="http://schemas.openxmlformats.org/officeDocument/2006/math" xmlns:v="urn:schemas-microsoft-com:vml" xmlns:wp14="http://schemas.microsoft.com/office/word/2010/wordprocessingDrawing" xmlns:wp="http://schemas.openxmlformats.org/drawingml/2006/wordprocessingDrawing" xmlns:w10="urn:schemas-microsoft-com:office:word" xmlns:w="http://schemas.openxmlformats.org/wordprocessingml/2006/main" xmlns:w14="http://schemas.microsoft.com/office/word/2010/wordml" xmlns:w15="http://schemas.microsoft.com/office/word/2012/wordml" xmlns:w16cex="http://schemas.microsoft.com/office/word/2018/wordml/cex" xmlns:w16cid="http://schemas.microsoft.com/office/word/2016/wordml/cid" xmlns:w16="http://schemas.microsoft.com/office/word/2018/wordml" xmlns:w16du="http://schemas.microsoft.com/office/word/2023/wordml/word16du" xmlns:w16sdtdh="http://schemas.microsoft.com/office/word/2020/wordml/sdtdatahash" xmlns:w16sdtfl="http://schemas.microsoft.com/office/word/2024/wordml/sdtformatlock" xmlns:w16se="http://schemas.microsoft.com/office/word/2015/wordml/symex" xmlns:wpg="http://schemas.microsoft.com/office/word/2010/wordprocessingGroup" xmlns:wpi="http://schemas.microsoft.com/office/word/2010/wordprocessingInk" xmlns:wne="http://schemas.microsoft.com/office/word/2006/wordml" xmlns:wps="http://schemas.microsoft.com/office/word/2010/wordprocessingShape" mc:Ignorable="w14 w15 w16se w16cid w16 w16cex w16sdtdh w16sdtfl w16du wp14">
   <w:body>
     <w:p>
       <w:pPr>
@@ -193,7 +193,25 @@
           <w:szCs w:val="28"/>
           <w:lang w:val="en-US"/>
         </w:rPr>
-        <w:t xml:space="preserve"> id , dep</w:t>
+        <w:t xml:space="preserve"> </w:t>
+      </w:r>
+      <w:proofErr w:type="gramStart"/>
+      <w:r>
+        <w:rPr>
+          <w:sz w:val="28"/>
+          <w:szCs w:val="28"/>
+          <w:lang w:val="en-US"/>
+        </w:rPr>
+        <w:t>id ,</w:t>
+      </w:r>
+      <w:proofErr w:type="gramEnd"/>
+      <w:r>
+        <w:rPr>
+          <w:sz w:val="28"/>
+          <w:szCs w:val="28"/>
+          <w:lang w:val="en-US"/>
+        </w:rPr>
+        <w:t xml:space="preserve"> dep</w:t>
       </w:r>
       <w:r>
         <w:rPr>
@@ -209,23 +227,77 @@
           <w:szCs w:val="28"/>
           <w:lang w:val="en-US"/>
         </w:rPr>
-        <w:t xml:space="preserve"> id , and salary of employees and categorize </w:t>
-      </w:r>
-      <w:r>
-        <w:rPr>
-          <w:sz w:val="28"/>
-          <w:szCs w:val="28"/>
-          <w:lang w:val="en-US"/>
-        </w:rPr>
-        <w:t xml:space="preserve"> the </w:t>
-      </w:r>
-      <w:r>
-        <w:rPr>
-          <w:sz w:val="28"/>
-          <w:szCs w:val="28"/>
-          <w:lang w:val="en-US"/>
-        </w:rPr>
-        <w:t>salary as 'Low'(&lt;=25000), 'Medium'(25001 - 50000) , else 'High'.</w:t>
+        <w:t xml:space="preserve"> </w:t>
+      </w:r>
+      <w:proofErr w:type="gramStart"/>
+      <w:r>
+        <w:rPr>
+          <w:sz w:val="28"/>
+          <w:szCs w:val="28"/>
+          <w:lang w:val="en-US"/>
+        </w:rPr>
+        <w:t>id ,</w:t>
+      </w:r>
+      <w:proofErr w:type="gramEnd"/>
+      <w:r>
+        <w:rPr>
+          <w:sz w:val="28"/>
+          <w:szCs w:val="28"/>
+          <w:lang w:val="en-US"/>
+        </w:rPr>
+        <w:t xml:space="preserve"> and salary of employees and </w:t>
+      </w:r>
+      <w:proofErr w:type="gramStart"/>
+      <w:r>
+        <w:rPr>
+          <w:sz w:val="28"/>
+          <w:szCs w:val="28"/>
+          <w:lang w:val="en-US"/>
+        </w:rPr>
+        <w:t xml:space="preserve">categorize </w:t>
+      </w:r>
+      <w:r>
+        <w:rPr>
+          <w:sz w:val="28"/>
+          <w:szCs w:val="28"/>
+          <w:lang w:val="en-US"/>
+        </w:rPr>
+        <w:t xml:space="preserve"> the</w:t>
+      </w:r>
+      <w:proofErr w:type="gramEnd"/>
+      <w:r>
+        <w:rPr>
+          <w:sz w:val="28"/>
+          <w:szCs w:val="28"/>
+          <w:lang w:val="en-US"/>
+        </w:rPr>
+        <w:t xml:space="preserve"> </w:t>
+      </w:r>
+      <w:r>
+        <w:rPr>
+          <w:sz w:val="28"/>
+          <w:szCs w:val="28"/>
+          <w:lang w:val="en-US"/>
+        </w:rPr>
+        <w:t>salary as 'Low'(&lt;=25000), 'Medium'(25001 - 50000</w:t>
+      </w:r>
+      <w:proofErr w:type="gramStart"/>
+      <w:r>
+        <w:rPr>
+          <w:sz w:val="28"/>
+          <w:szCs w:val="28"/>
+          <w:lang w:val="en-US"/>
+        </w:rPr>
+        <w:t>) ,</w:t>
+      </w:r>
+      <w:proofErr w:type="gramEnd"/>
+      <w:r>
+        <w:rPr>
+          <w:sz w:val="28"/>
+          <w:szCs w:val="28"/>
+          <w:lang w:val="en-US"/>
+        </w:rPr>
+        <w:t xml:space="preserve"> else 'High'.</w:t>
       </w:r>
     </w:p>
     <w:p>
@@ -526,7 +598,25 @@
           <w:szCs w:val="28"/>
           <w:lang w:val="en-US"/>
         </w:rPr>
-        <w:t xml:space="preserve"> salary , department name of all the team leads associated with the project of Data Analytics.</w:t>
+        <w:t xml:space="preserve"> </w:t>
+      </w:r>
+      <w:proofErr w:type="gramStart"/>
+      <w:r>
+        <w:rPr>
+          <w:sz w:val="28"/>
+          <w:szCs w:val="28"/>
+          <w:lang w:val="en-US"/>
+        </w:rPr>
+        <w:t>salary ,</w:t>
+      </w:r>
+      <w:proofErr w:type="gramEnd"/>
+      <w:r>
+        <w:rPr>
+          <w:sz w:val="28"/>
+          <w:szCs w:val="28"/>
+          <w:lang w:val="en-US"/>
+        </w:rPr>
+        <w:t xml:space="preserve"> department name of all the team leads associated with the project of Data Analytics.</w:t>
       </w:r>
     </w:p>
     <w:p>
@@ -812,7 +902,7 @@
 </file>
 
 <file path=word/numbering.xml><?xml version="1.0" encoding="utf-8"?>
-<w:numbering xmlns:wpc="http://schemas.microsoft.com/office/word/2010/wordprocessingCanvas" xmlns:cx="http://schemas.microsoft.com/office/drawing/2014/chartex" xmlns:cx1="http://schemas.microsoft.com/office/drawing/2015/9/8/chartex" xmlns:cx2="http://schemas.microsoft.com/office/drawing/2015/10/21/chartex" xmlns:cx3="http://schemas.microsoft.com/office/drawing/2016/5/9/chartex" xmlns:cx4="http://schemas.microsoft.com/office/drawing/2016/5/10/chartex" xmlns:cx5="http://schemas.microsoft.com/office/drawing/2016/5/11/chartex" xmlns:cx6="http://schemas.microsoft.com/office/drawing/2016/5/12/chartex" xmlns:cx7="http://schemas.microsoft.com/office/drawing/2016/5/13/chartex" xmlns:cx8="http://schemas.microsoft.com/office/drawing/2016/5/14/chartex" xmlns:mc="http://schemas.openxmlformats.org/markup-compatibility/2006" xmlns:aink="http://schemas.microsoft.com/office/drawing/2016/ink" xmlns:am3d="http://schemas.microsoft.com/office/drawing/2017/model3d" xmlns:o="urn:schemas-microsoft-com:office:office" xmlns:oel="http://schemas.microsoft.com/office/2019/extlst" xmlns:r="http://schemas.openxmlformats.org/officeDocument/2006/relationships" xmlns:m="http://schemas.openxmlformats.org/officeDocument/2006/math" xmlns:v="urn:schemas-microsoft-com:vml" xmlns:wp14="http://schemas.microsoft.com/office/word/2010/wordprocessingDrawing" xmlns:wp="http://schemas.openxmlformats.org/drawingml/2006/wordprocessingDrawing" xmlns:w10="urn:schemas-microsoft-com:office:word" xmlns:w="http://schemas.openxmlformats.org/wordprocessingml/2006/main" xmlns:w14="http://schemas.microsoft.com/office/word/2010/wordml" xmlns:w15="http://schemas.microsoft.com/office/word/2012/wordml" xmlns:w16cex="http://schemas.microsoft.com/office/word/2018/wordml/cex" xmlns:w16cid="http://schemas.microsoft.com/office/word/2016/wordml/cid" xmlns:w16="http://schemas.microsoft.com/office/word/2018/wordml" xmlns:w16du="http://schemas.microsoft.com/office/word/2023/wordml/word16du" xmlns:w16sdtdh="http://schemas.microsoft.com/office/word/2020/wordml/sdtdatahash" xmlns:w16se="http://schemas.microsoft.com/office/word/2015/wordml/symex" xmlns:wpg="http://schemas.microsoft.com/office/word/2010/wordprocessingGroup" xmlns:wpi="http://schemas.microsoft.com/office/word/2010/wordprocessingInk" xmlns:wne="http://schemas.microsoft.com/office/word/2006/wordml" xmlns:wps="http://schemas.microsoft.com/office/word/2010/wordprocessingShape" mc:Ignorable="w14 w15 w16se w16cid w16 w16cex w16sdtdh w16du wp14">
+<w:numbering xmlns:wpc="http://schemas.microsoft.com/office/word/2010/wordprocessingCanvas" xmlns:cx="http://schemas.microsoft.com/office/drawing/2014/chartex" xmlns:cx1="http://schemas.microsoft.com/office/drawing/2015/9/8/chartex" xmlns:cx2="http://schemas.microsoft.com/office/drawing/2015/10/21/chartex" xmlns:cx3="http://schemas.microsoft.com/office/drawing/2016/5/9/chartex" xmlns:cx4="http://schemas.microsoft.com/office/drawing/2016/5/10/chartex" xmlns:cx5="http://schemas.microsoft.com/office/drawing/2016/5/11/chartex" xmlns:cx6="http://schemas.microsoft.com/office/drawing/2016/5/12/chartex" xmlns:cx7="http://schemas.microsoft.com/office/drawing/2016/5/13/chartex" xmlns:cx8="http://schemas.microsoft.com/office/drawing/2016/5/14/chartex" xmlns:mc="http://schemas.openxmlformats.org/markup-compatibility/2006" xmlns:aink="http://schemas.microsoft.com/office/drawing/2016/ink" xmlns:am3d="http://schemas.microsoft.com/office/drawing/2017/model3d" xmlns:o="urn:schemas-microsoft-com:office:office" xmlns:oel="http://schemas.microsoft.com/office/2019/extlst" xmlns:r="http://schemas.openxmlformats.org/officeDocument/2006/relationships" xmlns:m="http://schemas.openxmlformats.org/officeDocument/2006/math" xmlns:v="urn:schemas-microsoft-com:vml" xmlns:wp14="http://schemas.microsoft.com/office/word/2010/wordprocessingDrawing" xmlns:wp="http://schemas.openxmlformats.org/drawingml/2006/wordprocessingDrawing" xmlns:w10="urn:schemas-microsoft-com:office:word" xmlns:w="http://schemas.openxmlformats.org/wordprocessingml/2006/main" xmlns:w14="http://schemas.microsoft.com/office/word/2010/wordml" xmlns:w15="http://schemas.microsoft.com/office/word/2012/wordml" xmlns:w16cex="http://schemas.microsoft.com/office/word/2018/wordml/cex" xmlns:w16cid="http://schemas.microsoft.com/office/word/2016/wordml/cid" xmlns:w16="http://schemas.microsoft.com/office/word/2018/wordml" xmlns:w16du="http://schemas.microsoft.com/office/word/2023/wordml/word16du" xmlns:w16sdtdh="http://schemas.microsoft.com/office/word/2020/wordml/sdtdatahash" xmlns:w16sdtfl="http://schemas.microsoft.com/office/word/2024/wordml/sdtformatlock" xmlns:w16se="http://schemas.microsoft.com/office/word/2015/wordml/symex" xmlns:wpg="http://schemas.microsoft.com/office/word/2010/wordprocessingGroup" xmlns:wpi="http://schemas.microsoft.com/office/word/2010/wordprocessingInk" xmlns:wne="http://schemas.microsoft.com/office/word/2006/wordml" xmlns:wps="http://schemas.microsoft.com/office/word/2010/wordprocessingShape" mc:Ignorable="w14 w15 w16se w16cid w16 w16cex w16sdtdh w16sdtfl w16du wp14">
   <w:abstractNum w:abstractNumId="0" w15:restartNumberingAfterBreak="0">
     <w:nsid w:val="4218423A"/>
     <w:multiLevelType w:val="hybridMultilevel"/>
@@ -906,7 +996,7 @@
 </file>
 
 <file path=word/styles.xml><?xml version="1.0" encoding="utf-8"?>
-<w:styles xmlns:mc="http://schemas.openxmlformats.org/markup-compatibility/2006" xmlns:r="http://schemas.openxmlformats.org/officeDocument/2006/relationships" xmlns:w="http://schemas.openxmlformats.org/wordprocessingml/2006/main" xmlns:w14="http://schemas.microsoft.com/office/word/2010/wordml" xmlns:w15="http://schemas.microsoft.com/office/word/2012/wordml" xmlns:w16cex="http://schemas.microsoft.com/office/word/2018/wordml/cex" xmlns:w16cid="http://schemas.microsoft.com/office/word/2016/wordml/cid" xmlns:w16="http://schemas.microsoft.com/office/word/2018/wordml" xmlns:w16du="http://schemas.microsoft.com/office/word/2023/wordml/word16du" xmlns:w16sdtdh="http://schemas.microsoft.com/office/word/2020/wordml/sdtdatahash" xmlns:w16se="http://schemas.microsoft.com/office/word/2015/wordml/symex" mc:Ignorable="w14 w15 w16se w16cid w16 w16cex w16sdtdh w16du">
+<w:styles xmlns:mc="http://schemas.openxmlformats.org/markup-compatibility/2006" xmlns:r="http://schemas.openxmlformats.org/officeDocument/2006/relationships" xmlns:w="http://schemas.openxmlformats.org/wordprocessingml/2006/main" xmlns:w14="http://schemas.microsoft.com/office/word/2010/wordml" xmlns:w15="http://schemas.microsoft.com/office/word/2012/wordml" xmlns:w16cex="http://schemas.microsoft.com/office/word/2018/wordml/cex" xmlns:w16cid="http://schemas.microsoft.com/office/word/2016/wordml/cid" xmlns:w16="http://schemas.microsoft.com/office/word/2018/wordml" xmlns:w16du="http://schemas.microsoft.com/office/word/2023/wordml/word16du" xmlns:w16sdtdh="http://schemas.microsoft.com/office/word/2020/wordml/sdtdatahash" xmlns:w16sdtfl="http://schemas.microsoft.com/office/word/2024/wordml/sdtformatlock" xmlns:w16se="http://schemas.microsoft.com/office/word/2015/wordml/symex" mc:Ignorable="w14 w15 w16se w16cid w16 w16cex w16sdtdh w16sdtfl w16du">
   <w:docDefaults>
     <w:rPrDefault>
       <w:rPr>
